--- a/_site/images/Nlevkovich-CV.docx
+++ b/_site/images/Nlevkovich-CV.docx
@@ -242,7 +242,7 @@
         </w:numPr>
       </w:pPr>
       <w:r>
-        <w:t xml:space="preserve">Nationality : Belarusian. I have blue card</w:t>
+        <w:t xml:space="preserve">Nationality : Belarusian. I have got a permanent EU Residence Permit(Niederlassungserlaubnis)</w:t>
       </w:r>
     </w:p>
     <w:p>
@@ -272,7 +272,7 @@
         <w:pStyle w:val="FirstParagraph"/>
       </w:pPr>
       <w:r>
-        <w:t xml:space="preserve">I work as Java/Kotlin software backend developer</w:t>
+        <w:t xml:space="preserve">I work as a Java/Kotlin software backend developer.</w:t>
       </w:r>
     </w:p>
     <w:p>
@@ -296,7 +296,7 @@
         <w:pStyle w:val="BodyText"/>
       </w:pPr>
       <w:r>
-        <w:t xml:space="preserve">I like microservice approach and try to use it, if it’s possible</w:t>
+        <w:t xml:space="preserve">I like microservice approach and try to use it, if it’s possible.</w:t>
       </w:r>
     </w:p>
     <w:p>
@@ -312,7 +312,7 @@
         <w:pStyle w:val="BodyText"/>
       </w:pPr>
       <w:r>
-        <w:t xml:space="preserve">I think microservice architecture need proper monitoring and I can do it (Prometheus, etc..)</w:t>
+        <w:t xml:space="preserve">I think microservice architecture need proper monitoring and I can do it (Prometheus, etc..).</w:t>
       </w:r>
     </w:p>
     <w:p>
@@ -320,7 +320,7 @@
         <w:pStyle w:val="BodyText"/>
       </w:pPr>
       <w:r>
-        <w:t xml:space="preserve">I think data and how you organize it is more important than code in many scenarios</w:t>
+        <w:t xml:space="preserve">I think data and how you organize it is more important than code in many scenarios.</w:t>
       </w:r>
     </w:p>
     <w:p>
@@ -328,7 +328,7 @@
         <w:pStyle w:val="BodyText"/>
       </w:pPr>
       <w:r>
-        <w:t xml:space="preserve">Knowledge of agile methodologies (Scrum)</w:t>
+        <w:t xml:space="preserve">Knowledge of agile methodologies (Scrum).</w:t>
       </w:r>
     </w:p>
     <w:p>
@@ -336,7 +336,7 @@
         <w:pStyle w:val="BodyText"/>
       </w:pPr>
       <w:r>
-        <w:t xml:space="preserve">Learning new things is my passion</w:t>
+        <w:t xml:space="preserve">Learning new things is my passion.</w:t>
       </w:r>
     </w:p>
     <w:p>
@@ -344,7 +344,7 @@
         <w:pStyle w:val="BodyText"/>
       </w:pPr>
       <w:r>
-        <w:t xml:space="preserve">Working experience in two countries with different cultures - Belarus and Germany</w:t>
+        <w:t xml:space="preserve">Working experience in two countries with different cultures - Belarus and Germany.</w:t>
       </w:r>
     </w:p>
     <w:p>
@@ -401,7 +401,7 @@
       <w:pPr>
         <w:pStyle w:val="Heading3"/>
       </w:pPr>
-      <w:bookmarkStart w:id="30" w:name="gamigo-may-2020---now"/>
+      <w:bookmarkStart w:id="30" w:name="gamigo-may-2020---sep-2024"/>
       <w:hyperlink r:id="rId29">
         <w:r>
           <w:rPr>
@@ -414,7 +414,7 @@
         <w:t xml:space="preserve"> </w:t>
       </w:r>
       <w:r>
-        <w:t xml:space="preserve">: May 2020 - Now</w:t>
+        <w:t xml:space="preserve">: May 2020 - Sep 2024</w:t>
       </w:r>
       <w:bookmarkEnd w:id="30"/>
     </w:p>
@@ -913,7 +913,7 @@
         </w:numPr>
       </w:pPr>
       <w:r>
-        <w:t xml:space="preserve">English : Upper Intermediate</w:t>
+        <w:t xml:space="preserve">English : Upper Intermediate (B2)</w:t>
       </w:r>
     </w:p>
     <w:p>
@@ -925,7 +925,7 @@
         </w:numPr>
       </w:pPr>
       <w:r>
-        <w:t xml:space="preserve">German : Intermediate (B2)</w:t>
+        <w:t xml:space="preserve">German : Upper Intermediate (B2)</w:t>
       </w:r>
     </w:p>
     <w:p>
